--- a/C PROGRAMMING LANGUAGE KAWAII REMAKE.docx
+++ b/C PROGRAMMING LANGUAGE KAWAII REMAKE.docx
@@ -243,7 +243,7 @@
         <w:rPr>
           <w:rtl w:val="0"/>
         </w:rPr>
-        <w:t xml:space="preserve">C is the godfather of all programming languages, and the Godmother of all operating systems, where C was created in 1972 by Dennis Ritchie to rewrite UNIX, it made Linux Kernel, Windows kernel AND MacOS kernel, pretty cool stuff, it also made Cpython, or basically python language, and mysql too , aside from DOOM and the Quake Engine for it, and finally the computer that guided the apollo mission to space, literally C is the shit, you can basically make anything with it.</w:t>
+        <w:t xml:space="preserve">C is the godfather of all programming languages, and the Godmother of all operating systems, where C was created in 1972 by Dennis Ritchie to rewrite UNIX, it made Linux Kernel, parts of Windows kernel AND MacOS kernel, pretty cool stuff, it also made Cpython, or basically python language at this point, and mysql too , aside from DOOM and the Quake Engine for it, and finally it’s used in cars too, YEP the computer insider your car, literally C is the shit, you can basically make anything with it.</w:t>
       </w:r>
     </w:p>
     <w:p>
@@ -288,7 +288,7 @@
         <w:rPr>
           <w:rtl w:val="0"/>
         </w:rPr>
-        <w:t xml:space="preserve">To set up your development environment, i advice you to install “clang” package short for “c language” and “gcc” the compiler for C</w:t>
+        <w:t xml:space="preserve">Now here, i’ll be guiding you based on what i know as a NixOS user… To set up your development environment, i advice you to install “clang” package short for “c language” and “gcc” the compiler for C, or just one of them is fine, but for some reason i got the itch to keep them both.</w:t>
       </w:r>
     </w:p>
     <w:p>
@@ -310,7 +310,7 @@
         <w:rPr>
           <w:rtl w:val="0"/>
         </w:rPr>
-        <w:t xml:space="preserve">It doesn’t matter what you use as long as you got clang and gcc AND a terminal</w:t>
+        <w:t xml:space="preserve">It doesn’t matter what you use as long as you got clang or gcc AND a terminal</w:t>
       </w:r>
     </w:p>
     <w:p>
@@ -439,6 +439,12 @@
           <w:rtl w:val="0"/>
         </w:rPr>
         <w:t xml:space="preserve">#include &lt;stdio.h&gt;</w:t>
+        <w:tab/>
+        <w:tab/>
+        <w:tab/>
+        <w:tab/>
+        <w:tab/>
+        <w:t xml:space="preserve">// stands for “standard input/output</w:t>
       </w:r>
     </w:p>
     <w:p>
@@ -450,6 +456,13 @@
           <w:rtl w:val="0"/>
         </w:rPr>
         <w:t xml:space="preserve">int main(){</w:t>
+        <w:tab/>
+        <w:tab/>
+        <w:tab/>
+        <w:tab/>
+        <w:tab/>
+        <w:tab/>
+        <w:t xml:space="preserve">// the entry to the program</w:t>
       </w:r>
     </w:p>
     <w:p>
@@ -462,6 +475,10 @@
         </w:rPr>
         <w:tab/>
         <w:t xml:space="preserve">printf(“hewo meow meow!”);</w:t>
+        <w:tab/>
+        <w:tab/>
+        <w:tab/>
+        <w:t xml:space="preserve">// your kawaii printing function</w:t>
       </w:r>
     </w:p>
     <w:p>
@@ -474,6 +491,12 @@
         </w:rPr>
         <w:tab/>
         <w:t xml:space="preserve">return 0;</w:t>
+        <w:tab/>
+        <w:tab/>
+        <w:tab/>
+        <w:tab/>
+        <w:tab/>
+        <w:t xml:space="preserve">// to say “hurraaay success”</w:t>
       </w:r>
     </w:p>
     <w:p>
@@ -496,91 +519,6 @@
           <w:rtl w:val="0"/>
         </w:rPr>
         <w:t xml:space="preserve">```</w:t>
-      </w:r>
-    </w:p>
-    <w:p>
-      <w:pPr>
-        <w:rPr/>
-      </w:pPr>
-      <w:r>
-        <w:rPr>
-          <w:rtl w:val="0"/>
-        </w:rPr>
-        <w:t xml:space="preserve">And just like that you made your first program, we’ll be explaining the code too,</w:t>
-      </w:r>
-    </w:p>
-    <w:p>
-      <w:pPr>
-        <w:rPr/>
-      </w:pPr>
-      <w:r>
-        <w:rPr>
-          <w:rtl w:val="0"/>
-        </w:rPr>
-        <w:t xml:space="preserve">#include &lt;stdio.h&gt;  : is just the importing statement for  the standard C library you’ll need to print and stuff, cuz the program sees everything as files for some reason, so you need it for now.</w:t>
-      </w:r>
-    </w:p>
-    <w:p>
-      <w:pPr>
-        <w:rPr/>
-      </w:pPr>
-      <w:r>
-        <w:rPr>
-          <w:rtl w:val="0"/>
-        </w:rPr>
-      </w:r>
-    </w:p>
-    <w:p>
-      <w:pPr>
-        <w:rPr/>
-      </w:pPr>
-      <w:r>
-        <w:rPr>
-          <w:rtl w:val="0"/>
-        </w:rPr>
-        <w:t xml:space="preserve">int main() : your main function, what the program sees to compile and run, anything inside it will be executed, and you’ll have it in every program</w:t>
-      </w:r>
-    </w:p>
-    <w:p>
-      <w:pPr>
-        <w:rPr/>
-      </w:pPr>
-      <w:r>
-        <w:rPr>
-          <w:rtl w:val="0"/>
-        </w:rPr>
-      </w:r>
-    </w:p>
-    <w:p>
-      <w:pPr>
-        <w:rPr/>
-      </w:pPr>
-      <w:r>
-        <w:rPr>
-          <w:rtl w:val="0"/>
-        </w:rPr>
-        <w:t xml:space="preserve">printf() : your output goes here</w:t>
-      </w:r>
-    </w:p>
-    <w:p>
-      <w:pPr>
-        <w:rPr/>
-      </w:pPr>
-      <w:r>
-        <w:rPr>
-          <w:rtl w:val="0"/>
-        </w:rPr>
-      </w:r>
-    </w:p>
-    <w:p>
-      <w:pPr>
-        <w:rPr/>
-      </w:pPr>
-      <w:r>
-        <w:rPr>
-          <w:rtl w:val="0"/>
-        </w:rPr>
-        <w:t xml:space="preserve">return 0; : every function needs a return, to take out what’s inside it</w:t>
       </w:r>
     </w:p>
     <w:p>
@@ -772,7 +710,7 @@
         <w:rPr>
           <w:rtl w:val="0"/>
         </w:rPr>
-        <w:t xml:space="preserve">=&gt; your homework: write a program that prints a lot of statements, maybe a kawaii ASCCI drawing you do to theme your terminal or something, one thing tho `print(“\n”);` let’s you create another line or perhaps let’s say equivalent to hiting the return button</w:t>
+        <w:t xml:space="preserve">=&gt; your homework: write a program that prints a lot of statements, maybe a kawaii ASCII drawing you do to theme your terminal or something, one thing tho `print(“\n”);` let’s you create another line or perhaps let’s say equivalent to hitting the return button</w:t>
       </w:r>
     </w:p>
     <w:p>
@@ -796,32 +734,371 @@
         <w:rPr>
           <w:rtl w:val="0"/>
         </w:rPr>
-        <w:t xml:space="preserve">1.2 The Basics: Variables and Constantes</w:t>
-      </w:r>
-    </w:p>
-    <w:p>
-      <w:pPr>
-        <w:rPr/>
-      </w:pPr>
-      <w:r>
-        <w:rPr>
-          <w:rtl w:val="0"/>
-        </w:rPr>
-      </w:r>
-    </w:p>
-    <w:p>
-      <w:pPr>
-        <w:rPr/>
-      </w:pPr>
-      <w:r>
-        <w:rPr>
-          <w:rtl w:val="0"/>
-        </w:rPr>
-      </w:r>
-    </w:p>
-    <w:p>
-      <w:pPr>
-        <w:rPr/>
+        <w:t xml:space="preserve">1.2 The Basics: Over view</w:t>
+      </w:r>
+    </w:p>
+    <w:p>
+      <w:pPr>
+        <w:rPr/>
+      </w:pPr>
+      <w:r>
+        <w:rPr>
+          <w:rtl w:val="0"/>
+        </w:rPr>
+        <w:t xml:space="preserve">Moving to variables, now you see this shit is reaaaally important you see, unlike other high level languages, C does not hold your hand when you for example type `number = “six seven” ` a high level language *uhm python uhm* will save the number as a string</w:t>
+      </w:r>
+    </w:p>
+    <w:p>
+      <w:pPr>
+        <w:rPr/>
+      </w:pPr>
+      <w:r>
+        <w:rPr>
+          <w:rtl w:val="0"/>
+        </w:rPr>
+        <w:t xml:space="preserve">And what is a string you ask?</w:t>
+      </w:r>
+    </w:p>
+    <w:p>
+      <w:pPr>
+        <w:rPr/>
+      </w:pPr>
+      <w:r>
+        <w:rPr>
+          <w:rtl w:val="0"/>
+        </w:rPr>
+        <w:t xml:space="preserve">A string is at its core a series of characters, and what’s a character you said?</w:t>
+      </w:r>
+    </w:p>
+    <w:p>
+      <w:pPr>
+        <w:rPr/>
+      </w:pPr>
+      <w:r>
+        <w:rPr>
+          <w:rtl w:val="0"/>
+        </w:rPr>
+        <w:t xml:space="preserve">A character is a type of data with each character the ability to hold 8 bytes of data… now we have to stop and think about what’s a byte and why exactly 8? </w:t>
+      </w:r>
+    </w:p>
+    <w:p>
+      <w:pPr>
+        <w:rPr/>
+      </w:pPr>
+      <w:r>
+        <w:rPr>
+          <w:rtl w:val="0"/>
+        </w:rPr>
+      </w:r>
+    </w:p>
+    <w:p>
+      <w:pPr>
+        <w:rPr/>
+      </w:pPr>
+      <w:r>
+        <w:rPr>
+          <w:rtl w:val="0"/>
+        </w:rPr>
+        <w:t xml:space="preserve">We all know that our dear lovely machines cant understand human spoken words, but only 1s and 0s, or more precisely, to whether it has electricity(signal) or not</w:t>
+      </w:r>
+    </w:p>
+    <w:p>
+      <w:pPr>
+        <w:rPr/>
+      </w:pPr>
+      <w:r>
+        <w:rPr>
+          <w:rtl w:val="0"/>
+        </w:rPr>
+        <w:t xml:space="preserve">So what the human race did was to give those signals a meaning and shuffle them into symbols, this table will give u ideas</w:t>
+      </w:r>
+    </w:p>
+    <w:p>
+      <w:pPr>
+        <w:rPr/>
+      </w:pPr>
+      <w:r>
+        <w:rPr/>
+        <w:drawing>
+          <wp:inline distB="114300" distT="114300" distL="114300" distR="114300">
+            <wp:extent cx="5731200" cy="5930900"/>
+            <wp:effectExtent b="0" l="0" r="0" t="0"/>
+            <wp:docPr id="2" name="image2.png"/>
+            <a:graphic>
+              <a:graphicData uri="http://schemas.openxmlformats.org/drawingml/2006/picture">
+                <pic:pic>
+                  <pic:nvPicPr>
+                    <pic:cNvPr id="0" name="image2.png"/>
+                    <pic:cNvPicPr preferRelativeResize="0"/>
+                  </pic:nvPicPr>
+                  <pic:blipFill>
+                    <a:blip r:embed="rId7"/>
+                    <a:srcRect b="0" l="0" r="0" t="0"/>
+                    <a:stretch>
+                      <a:fillRect/>
+                    </a:stretch>
+                  </pic:blipFill>
+                  <pic:spPr>
+                    <a:xfrm>
+                      <a:off x="0" y="0"/>
+                      <a:ext cx="5731200" cy="5930900"/>
+                    </a:xfrm>
+                    <a:prstGeom prst="rect"/>
+                    <a:ln/>
+                  </pic:spPr>
+                </pic:pic>
+              </a:graphicData>
+            </a:graphic>
+          </wp:inline>
+        </w:drawing>
+      </w:r>
+      <w:r>
+        <w:rPr>
+          <w:rtl w:val="0"/>
+        </w:rPr>
+      </w:r>
+    </w:p>
+    <w:p>
+      <w:pPr>
+        <w:rPr/>
+      </w:pPr>
+      <w:r>
+        <w:rPr>
+          <w:rtl w:val="0"/>
+        </w:rPr>
+      </w:r>
+    </w:p>
+    <w:p>
+      <w:pPr>
+        <w:rPr/>
+      </w:pPr>
+      <w:r>
+        <w:rPr>
+          <w:rtl w:val="0"/>
+        </w:rPr>
+        <w:t xml:space="preserve">It might look overwhelming at first but it’s really easy, each character has its unique 8 bit binary, and a decimal number, to make it into perspective</w:t>
+      </w:r>
+    </w:p>
+    <w:p>
+      <w:pPr>
+        <w:rPr/>
+      </w:pPr>
+      <w:r>
+        <w:rPr>
+          <w:rtl w:val="0"/>
+        </w:rPr>
+        <w:t xml:space="preserve">00000000 (binary) = 1 (decimal); 00000001 = 2 ; 00000010 = 3 ; 00000011 = 4</w:t>
+      </w:r>
+    </w:p>
+    <w:p>
+      <w:pPr>
+        <w:rPr/>
+      </w:pPr>
+      <w:r>
+        <w:rPr>
+          <w:rtl w:val="0"/>
+        </w:rPr>
+        <w:t xml:space="preserve">And so on until you reach your 01000001 = 65</w:t>
+      </w:r>
+    </w:p>
+    <w:p>
+      <w:pPr>
+        <w:rPr/>
+      </w:pPr>
+      <w:r>
+        <w:rPr>
+          <w:rtl w:val="0"/>
+        </w:rPr>
+        <w:t xml:space="preserve">So that’s how the computer views your text, pretty cool, you can larp your way across the world using this, like this:</w:t>
+      </w:r>
+    </w:p>
+    <w:p>
+      <w:pPr>
+        <w:rPr/>
+      </w:pPr>
+      <w:r>
+        <w:rPr>
+          <w:rtl w:val="0"/>
+        </w:rPr>
+        <w:t xml:space="preserve">01001001  01001100 01001111 01010110 01000101  01011001 01001111 01010101 </w:t>
+      </w:r>
+    </w:p>
+    <w:p>
+      <w:pPr>
+        <w:rPr/>
+      </w:pPr>
+      <w:r>
+        <w:rPr>
+          <w:rtl w:val="0"/>
+        </w:rPr>
+        <w:t xml:space="preserve">Your homework is to decode this and translate it.</w:t>
+      </w:r>
+    </w:p>
+    <w:p>
+      <w:pPr>
+        <w:rPr/>
+      </w:pPr>
+      <w:r>
+        <w:rPr>
+          <w:rtl w:val="0"/>
+        </w:rPr>
+      </w:r>
+    </w:p>
+    <w:p>
+      <w:pPr>
+        <w:rPr/>
+      </w:pPr>
+      <w:r>
+        <w:rPr>
+          <w:rtl w:val="0"/>
+        </w:rPr>
+        <w:t xml:space="preserve">Now that we know what’s a byte and what it can do to make our data types, we shall move on!</w:t>
+      </w:r>
+    </w:p>
+    <w:p>
+      <w:pPr>
+        <w:rPr/>
+      </w:pPr>
+      <w:r>
+        <w:rPr>
+          <w:rtl w:val="0"/>
+        </w:rPr>
+      </w:r>
+    </w:p>
+    <w:p>
+      <w:pPr>
+        <w:pStyle w:val="Heading2"/>
+        <w:ind w:left="0" w:firstLine="0"/>
+        <w:rPr/>
+      </w:pPr>
+      <w:bookmarkStart w:colFirst="0" w:colLast="0" w:name="_wvyua7j0dsuv" w:id="4"/>
+      <w:bookmarkEnd w:id="4"/>
+      <w:r>
+        <w:rPr>
+          <w:rtl w:val="0"/>
+        </w:rPr>
+        <w:t xml:space="preserve">1.2.1 Variables &amp; Data types</w:t>
+      </w:r>
+    </w:p>
+    <w:p>
+      <w:pPr>
+        <w:pStyle w:val="Heading3"/>
+        <w:rPr/>
+      </w:pPr>
+      <w:bookmarkStart w:colFirst="0" w:colLast="0" w:name="_63ialx7gdjpj" w:id="5"/>
+      <w:bookmarkEnd w:id="5"/>
+      <w:r>
+        <w:rPr>
+          <w:rtl w:val="0"/>
+        </w:rPr>
+        <w:t xml:space="preserve">1. Basic types: // to do: research the difference between a float and double</w:t>
+      </w:r>
+    </w:p>
+    <w:p>
+      <w:pPr>
+        <w:rPr/>
+      </w:pPr>
+      <w:r>
+        <w:rPr>
+          <w:rtl w:val="0"/>
+        </w:rPr>
+        <w:t xml:space="preserve">Where here you can find:</w:t>
+      </w:r>
+    </w:p>
+    <w:p>
+      <w:pPr>
+        <w:numPr>
+          <w:ilvl w:val="0"/>
+          <w:numId w:val="3"/>
+        </w:numPr>
+        <w:ind w:left="720" w:hanging="360"/>
+        <w:rPr>
+          <w:u w:val="none"/>
+        </w:rPr>
+      </w:pPr>
+      <w:r>
+        <w:rPr>
+          <w:rtl w:val="0"/>
+        </w:rPr>
+        <w:t xml:space="preserve">int (integers): your normal numbers! example : `int age = 20;`</w:t>
+      </w:r>
+    </w:p>
+    <w:p>
+      <w:pPr>
+        <w:numPr>
+          <w:ilvl w:val="0"/>
+          <w:numId w:val="3"/>
+        </w:numPr>
+        <w:ind w:left="720" w:hanging="360"/>
+        <w:rPr>
+          <w:u w:val="none"/>
+        </w:rPr>
+      </w:pPr>
+      <w:r>
+        <w:rPr>
+          <w:rtl w:val="0"/>
+        </w:rPr>
+        <w:t xml:space="preserve">double : numbers with decimals; example: `double gpa= 4.5;` // we smart lol</w:t>
+      </w:r>
+    </w:p>
+    <w:p>
+      <w:pPr>
+        <w:numPr>
+          <w:ilvl w:val="0"/>
+          <w:numId w:val="3"/>
+        </w:numPr>
+        <w:ind w:left="720" w:hanging="360"/>
+        <w:rPr>
+          <w:u w:val="none"/>
+        </w:rPr>
+      </w:pPr>
+      <w:r>
+        <w:rPr>
+          <w:rtl w:val="0"/>
+        </w:rPr>
+        <w:t xml:space="preserve">float  : again numbers with decimals but kinda more free let’s say; example:</w:t>
+      </w:r>
+    </w:p>
+    <w:p>
+      <w:pPr>
+        <w:ind w:left="720" w:firstLine="0"/>
+        <w:rPr/>
+      </w:pPr>
+      <w:r>
+        <w:rPr>
+          <w:rtl w:val="0"/>
+        </w:rPr>
+        <w:t xml:space="preserve"> `float weight = 60.27;`</w:t>
+      </w:r>
+    </w:p>
+    <w:p>
+      <w:pPr>
+        <w:numPr>
+          <w:ilvl w:val="0"/>
+          <w:numId w:val="3"/>
+        </w:numPr>
+        <w:ind w:left="720" w:hanging="360"/>
+        <w:rPr>
+          <w:u w:val="none"/>
+        </w:rPr>
+      </w:pPr>
+      <w:r>
+        <w:rPr>
+          <w:rtl w:val="0"/>
+        </w:rPr>
+        <w:t xml:space="preserve">bool (boolean): can either be true or false; example: `bool is_happy = true;`</w:t>
+      </w:r>
+    </w:p>
+    <w:p>
+      <w:pPr>
+        <w:numPr>
+          <w:ilvl w:val="0"/>
+          <w:numId w:val="3"/>
+        </w:numPr>
+        <w:ind w:left="720" w:hanging="360"/>
+        <w:rPr>
+          <w:u w:val="none"/>
+        </w:rPr>
       </w:pPr>
       <w:r>
         <w:rPr>
@@ -1060,11 +1337,124 @@
       </w:rPr>
     </w:lvl>
   </w:abstractNum>
+  <w:abstractNum w:abstractNumId="3">
+    <w:lvl w:ilvl="0">
+      <w:start w:val="1"/>
+      <w:numFmt w:val="decimal"/>
+      <w:lvlText w:val="%1."/>
+      <w:lvlJc w:val="left"/>
+      <w:pPr>
+        <w:ind w:left="720" w:hanging="360"/>
+      </w:pPr>
+      <w:rPr>
+        <w:u w:val="none"/>
+      </w:rPr>
+    </w:lvl>
+    <w:lvl w:ilvl="1">
+      <w:start w:val="1"/>
+      <w:numFmt w:val="lowerLetter"/>
+      <w:lvlText w:val="%2."/>
+      <w:lvlJc w:val="left"/>
+      <w:pPr>
+        <w:ind w:left="1440" w:hanging="360"/>
+      </w:pPr>
+      <w:rPr>
+        <w:u w:val="none"/>
+      </w:rPr>
+    </w:lvl>
+    <w:lvl w:ilvl="2">
+      <w:start w:val="1"/>
+      <w:numFmt w:val="lowerRoman"/>
+      <w:lvlText w:val="%3."/>
+      <w:lvlJc w:val="right"/>
+      <w:pPr>
+        <w:ind w:left="2160" w:hanging="360"/>
+      </w:pPr>
+      <w:rPr>
+        <w:u w:val="none"/>
+      </w:rPr>
+    </w:lvl>
+    <w:lvl w:ilvl="3">
+      <w:start w:val="1"/>
+      <w:numFmt w:val="decimal"/>
+      <w:lvlText w:val="%4."/>
+      <w:lvlJc w:val="left"/>
+      <w:pPr>
+        <w:ind w:left="2880" w:hanging="360"/>
+      </w:pPr>
+      <w:rPr>
+        <w:u w:val="none"/>
+      </w:rPr>
+    </w:lvl>
+    <w:lvl w:ilvl="4">
+      <w:start w:val="1"/>
+      <w:numFmt w:val="lowerLetter"/>
+      <w:lvlText w:val="%5."/>
+      <w:lvlJc w:val="left"/>
+      <w:pPr>
+        <w:ind w:left="3600" w:hanging="360"/>
+      </w:pPr>
+      <w:rPr>
+        <w:u w:val="none"/>
+      </w:rPr>
+    </w:lvl>
+    <w:lvl w:ilvl="5">
+      <w:start w:val="1"/>
+      <w:numFmt w:val="lowerRoman"/>
+      <w:lvlText w:val="%6."/>
+      <w:lvlJc w:val="right"/>
+      <w:pPr>
+        <w:ind w:left="4320" w:hanging="360"/>
+      </w:pPr>
+      <w:rPr>
+        <w:u w:val="none"/>
+      </w:rPr>
+    </w:lvl>
+    <w:lvl w:ilvl="6">
+      <w:start w:val="1"/>
+      <w:numFmt w:val="decimal"/>
+      <w:lvlText w:val="%7."/>
+      <w:lvlJc w:val="left"/>
+      <w:pPr>
+        <w:ind w:left="5040" w:hanging="360"/>
+      </w:pPr>
+      <w:rPr>
+        <w:u w:val="none"/>
+      </w:rPr>
+    </w:lvl>
+    <w:lvl w:ilvl="7">
+      <w:start w:val="1"/>
+      <w:numFmt w:val="lowerLetter"/>
+      <w:lvlText w:val="%8."/>
+      <w:lvlJc w:val="left"/>
+      <w:pPr>
+        <w:ind w:left="5760" w:hanging="360"/>
+      </w:pPr>
+      <w:rPr>
+        <w:u w:val="none"/>
+      </w:rPr>
+    </w:lvl>
+    <w:lvl w:ilvl="8">
+      <w:start w:val="1"/>
+      <w:numFmt w:val="lowerRoman"/>
+      <w:lvlText w:val="%9."/>
+      <w:lvlJc w:val="right"/>
+      <w:pPr>
+        <w:ind w:left="6480" w:hanging="360"/>
+      </w:pPr>
+      <w:rPr>
+        <w:u w:val="none"/>
+      </w:rPr>
+    </w:lvl>
+  </w:abstractNum>
   <w:num w:numId="1">
     <w:abstractNumId w:val="1"/>
   </w:num>
   <w:num w:numId="2">
     <w:abstractNumId w:val="2"/>
+  </w:num>
+  <w:num w:numId="3">
+    <w:abstractNumId w:val="3"/>
   </w:num>
 </w:numbering>
 </file>
